--- a/pr-preview/pr-90/chapters/18-variable-selection-causal-inference-tracked-changes.docx
+++ b/pr-preview/pr-90/chapters/18-variable-selection-causal-inference-tracked-changes.docx
@@ -459,7 +459,17 @@
       </w:pPr>
       <w:ins w:id="9" w:author="PR Preview" w:date="2024-01-01T00:00:00Z">
         <w:r>
-          <w:t xml:space="preserve">Confounding is a causal concept; it does not apply when the estimand is an association</w:t>
+          <w:t xml:space="preserve">Confounding is a causal concept;</w:t>
+        </w:r>
+      </w:ins>
+      <w:ins w:id="9" w:author="PR Preview" w:date="2024-01-01T00:00:00Z">
+        <w:r>
+          <w:t xml:space="preserve"> </w:t>
+        </w:r>
+      </w:ins>
+      <w:ins w:id="9" w:author="PR Preview" w:date="2024-01-01T00:00:00Z">
+        <w:r>
+          <w:t xml:space="preserve">it does not apply when the estimand is an association</w:t>
         </w:r>
       </w:ins>
       <w:ins w:id="9" w:author="PR Preview" w:date="2024-01-01T00:00:00Z">
@@ -6314,7 +6324,17 @@
       </w:ins>
       <w:ins w:id="75" w:author="PR Preview" w:date="2024-01-01T00:00:00Z">
         <w:r>
-          <w:t xml:space="preserve">may not be confounders; we would not need to adjust for them if we knew which they were</w:t>
+          <w:t xml:space="preserve">may not be confounders;</w:t>
+        </w:r>
+      </w:ins>
+      <w:ins w:id="75" w:author="PR Preview" w:date="2024-01-01T00:00:00Z">
+        <w:r>
+          <w:t xml:space="preserve"> </w:t>
+        </w:r>
+      </w:ins>
+      <w:ins w:id="75" w:author="PR Preview" w:date="2024-01-01T00:00:00Z">
+        <w:r>
+          <w:t xml:space="preserve">we would not need to adjust for them if we knew which they were</w:t>
         </w:r>
       </w:ins>
       <w:ins w:id="75" w:author="PR Preview" w:date="2024-01-01T00:00:00Z">
@@ -7981,7 +8001,17 @@
       </w:ins>
       <w:ins w:id="100" w:author="PR Preview" w:date="2024-01-01T00:00:00Z">
         <w:r>
-          <w:t xml:space="preserve">Sample splitting and cross-fitting are not new; combining them with machine learning has only recently been emphasized</w:t>
+          <w:t xml:space="preserve">Sample splitting and cross-fitting are not new;</w:t>
+        </w:r>
+      </w:ins>
+      <w:ins w:id="100" w:author="PR Preview" w:date="2024-01-01T00:00:00Z">
+        <w:r>
+          <w:t xml:space="preserve"> </w:t>
+        </w:r>
+      </w:ins>
+      <w:ins w:id="100" w:author="PR Preview" w:date="2024-01-01T00:00:00Z">
+        <w:r>
+          <w:t xml:space="preserve">combining them with machine learning has only recently been emphasized</w:t>
         </w:r>
       </w:ins>
       <w:ins w:id="100" w:author="PR Preview" w:date="2024-01-01T00:00:00Z">
@@ -13766,7 +13796,17 @@
       </w:ins>
       <w:ins w:id="136" w:author="PR Preview" w:date="2024-01-01T00:00:00Z">
         <w:r>
-          <w:t xml:space="preserve">If they agree, we gain confidence; if they disagree, our job is to understand why</w:t>
+          <w:t xml:space="preserve">If they agree, we gain confidence;</w:t>
+        </w:r>
+      </w:ins>
+      <w:ins w:id="136" w:author="PR Preview" w:date="2024-01-01T00:00:00Z">
+        <w:r>
+          <w:t xml:space="preserve"> </w:t>
+        </w:r>
+      </w:ins>
+      <w:ins w:id="136" w:author="PR Preview" w:date="2024-01-01T00:00:00Z">
+        <w:r>
+          <w:t xml:space="preserve">if they disagree, our job is to understand why</w:t>
         </w:r>
       </w:ins>
       <w:ins w:id="136" w:author="PR Preview" w:date="2024-01-01T00:00:00Z">
@@ -13917,7 +13957,17 @@
       </w:ins>
       <w:ins w:id="140" w:author="PR Preview" w:date="2024-01-01T00:00:00Z">
         <w:r>
-          <w:t xml:space="preserve">it (instruments; Z-bias).</w:t>
+          <w:t xml:space="preserve">it (instruments;</w:t>
+        </w:r>
+      </w:ins>
+      <w:ins w:id="140" w:author="PR Preview" w:date="2024-01-01T00:00:00Z">
+        <w:r>
+          <w:t xml:space="preserve"> </w:t>
+        </w:r>
+      </w:ins>
+      <w:ins w:id="140" w:author="PR Preview" w:date="2024-01-01T00:00:00Z">
+        <w:r>
+          <w:t xml:space="preserve">Z-bias).</w:t>
         </w:r>
       </w:ins>
       <w:ins w:id="140" w:author="PR Preview" w:date="2024-01-01T00:00:00Z">
